--- a/data/templates/internship_assignment.docx
+++ b/data/templates/internship_assignment.docx
@@ -1663,6 +1663,297 @@
             <w:r>
               <w:t>ПІБ</w:t>
             </w:r>
+          </w:p>
+        </w:tc>
+      </w:tr>
+      <w:tr>
+        <w:tc>
+          <w:tcPr>
+            <w:tcW w:w="2790" w:type="dxa"/>
+          </w:tcPr>
+          <w:p>
+            <w:pPr>
+              <w:rPr>
+                <w:sz w:val="24"/>
+                <w:szCs w:val="24"/>
+              </w:rPr>
+            </w:pPr>
+          </w:p>
+        </w:tc>
+        <w:tc>
+          <w:tcPr>
+            <w:tcW w:w="2178" w:type="dxa"/>
+          </w:tcPr>
+          <w:p>
+            <w:pPr>
+              <w:jc w:val="center"/>
+              <w:rPr>
+                <w:sz w:val="24"/>
+                <w:szCs w:val="24"/>
+              </w:rPr>
+            </w:pPr>
+          </w:p>
+        </w:tc>
+        <w:tc>
+          <w:tcPr>
+            <w:tcW w:w="1980" w:type="dxa"/>
+            <w:gridSpan w:val="2"/>
+          </w:tcPr>
+          <w:p>
+            <w:pPr>
+              <w:jc w:val="center"/>
+            </w:pPr>
+          </w:p>
+        </w:tc>
+        <w:tc>
+          <w:tcPr>
+            <w:tcW w:w="3472" w:type="dxa"/>
+          </w:tcPr>
+          <w:p>
+            <w:pPr>
+              <w:jc w:val="center"/>
+            </w:pPr>
+          </w:p>
+        </w:tc>
+      </w:tr>
+      <w:tr>
+        <w:tc>
+          <w:tcPr>
+            <w:tcW w:w="2790" w:type="dxa"/>
+          </w:tcPr>
+          <w:p>
+            <w:pPr>
+              <w:rPr>
+                <w:sz w:val="24"/>
+                <w:szCs w:val="24"/>
+              </w:rPr>
+            </w:pPr>
+          </w:p>
+        </w:tc>
+        <w:tc>
+          <w:tcPr>
+            <w:tcW w:w="2178" w:type="dxa"/>
+          </w:tcPr>
+          <w:p>
+            <w:pPr>
+              <w:jc w:val="center"/>
+              <w:rPr>
+                <w:sz w:val="24"/>
+                <w:szCs w:val="24"/>
+              </w:rPr>
+            </w:pPr>
+          </w:p>
+        </w:tc>
+        <w:tc>
+          <w:tcPr>
+            <w:tcW w:w="1980" w:type="dxa"/>
+            <w:gridSpan w:val="2"/>
+          </w:tcPr>
+          <w:p>
+            <w:pPr>
+              <w:jc w:val="center"/>
+            </w:pPr>
+          </w:p>
+        </w:tc>
+        <w:tc>
+          <w:tcPr>
+            <w:tcW w:w="3472" w:type="dxa"/>
+          </w:tcPr>
+          <w:p>
+            <w:pPr>
+              <w:jc w:val="center"/>
+            </w:pPr>
+          </w:p>
+        </w:tc>
+      </w:tr>
+      <w:tr>
+        <w:tc>
+          <w:tcPr>
+            <w:tcW w:w="2790" w:type="dxa"/>
+          </w:tcPr>
+          <w:p>
+            <w:pPr>
+              <w:rPr>
+                <w:b/>
+                <w:bCs/>
+                <w:sz w:val="24"/>
+                <w:szCs w:val="24"/>
+              </w:rPr>
+            </w:pPr>
+            <w:r>
+              <w:rPr>
+                <w:b/>
+                <w:bCs/>
+                <w:sz w:val="24"/>
+                <w:szCs w:val="24"/>
+              </w:rPr>
+              <w:t>Керівник структурного</w:t>
+            </w:r>
+          </w:p>
+          <w:p>
+            <w:pPr>
+              <w:rPr>
+                <w:b/>
+                <w:bCs/>
+                <w:sz w:val="24"/>
+                <w:szCs w:val="24"/>
+              </w:rPr>
+            </w:pPr>
+            <w:r>
+              <w:rPr>
+                <w:b/>
+                <w:bCs/>
+                <w:sz w:val="24"/>
+                <w:szCs w:val="24"/>
+              </w:rPr>
+              <w:t>підрозділу</w:t>
+            </w:r>
+          </w:p>
+          <w:p>
+            <w:pPr>
+              <w:rPr>
+                <w:sz w:val="24"/>
+                <w:szCs w:val="24"/>
+              </w:rPr>
+            </w:pPr>
+            <w:r>
+              <w:rPr>
+                <w:sz w:val="24"/>
+                <w:szCs w:val="24"/>
+              </w:rPr>
+              <w:t>(завідувач відділенням)</w:t>
+            </w:r>
+          </w:p>
+        </w:tc>
+        <w:tc>
+          <w:tcPr>
+            <w:tcW w:w="2178" w:type="dxa"/>
+          </w:tcPr>
+          <w:p>
+            <w:pPr>
+              <w:jc w:val="center"/>
+              <w:rPr>
+                <w:sz w:val="24"/>
+                <w:szCs w:val="24"/>
+              </w:rPr>
+            </w:pPr>
+          </w:p>
+        </w:tc>
+        <w:tc>
+          <w:tcPr>
+            <w:tcW w:w="1980" w:type="dxa"/>
+            <w:gridSpan w:val="2"/>
+          </w:tcPr>
+          <w:p>
+            <w:pPr>
+              <w:jc w:val="center"/>
+            </w:pPr>
+          </w:p>
+        </w:tc>
+        <w:tc>
+          <w:tcPr>
+            <w:tcW w:w="3472" w:type="dxa"/>
+          </w:tcPr>
+          <w:p>
+            <w:pPr>
+              <w:jc w:val="center"/>
+            </w:pPr>
+            <w:r>
+              <w:t xml:space="preserve">{{ </w:t>
+            </w:r>
+            <w:proofErr w:type="spellStart"/>
+            <w:r>
+              <w:t>dept_head_full_name</w:t>
+            </w:r>
+            <w:proofErr w:type="spellEnd"/>
+            <w:r>
+              <w:t xml:space="preserve"> }}</w:t>
+            </w:r>
+          </w:p>
+          <w:p>
+            <w:pPr>
+              <w:jc w:val="center"/>
+            </w:pPr>
+            <w:r>
+              <w:t xml:space="preserve">{{ </w:t>
+            </w:r>
+            <w:proofErr w:type="spellStart"/>
+            <w:r>
+              <w:t>dept_head_sign_day</w:t>
+            </w:r>
+            <w:proofErr w:type="spellEnd"/>
+            <w:r>
+              <w:t xml:space="preserve"> }} {{ </w:t>
+            </w:r>
+            <w:proofErr w:type="spellStart"/>
+            <w:r>
+              <w:t>dept_head_sign_month</w:t>
+            </w:r>
+            <w:proofErr w:type="spellEnd"/>
+            <w:r>
+              <w:t xml:space="preserve"> }} {{ </w:t>
+            </w:r>
+            <w:proofErr w:type="spellStart"/>
+            <w:r>
+              <w:t>dept_head_sign_year</w:t>
+            </w:r>
+            <w:proofErr w:type="spellEnd"/>
+            <w:r>
+              <w:t xml:space="preserve"> }} року</w:t>
+            </w:r>
+          </w:p>
+        </w:tc>
+      </w:tr>
+      <w:tr>
+        <w:tc>
+          <w:tcPr>
+            <w:tcW w:w="2790" w:type="dxa"/>
+          </w:tcPr>
+          <w:p>
+            <w:pPr>
+              <w:rPr>
+                <w:sz w:val="24"/>
+                <w:szCs w:val="24"/>
+              </w:rPr>
+            </w:pPr>
+          </w:p>
+        </w:tc>
+        <w:tc>
+          <w:tcPr>
+            <w:tcW w:w="2178" w:type="dxa"/>
+          </w:tcPr>
+          <w:p>
+            <w:pPr>
+              <w:jc w:val="center"/>
+              <w:rPr>
+                <w:sz w:val="24"/>
+                <w:szCs w:val="24"/>
+              </w:rPr>
+            </w:pPr>
+          </w:p>
+        </w:tc>
+        <w:tc>
+          <w:tcPr>
+            <w:tcW w:w="1980" w:type="dxa"/>
+            <w:gridSpan w:val="2"/>
+          </w:tcPr>
+          <w:p>
+            <w:pPr>
+              <w:jc w:val="center"/>
+            </w:pPr>
+            <w:r>
+              <w:t>підпис</w:t>
+            </w:r>
+          </w:p>
+        </w:tc>
+        <w:tc>
+          <w:tcPr>
+            <w:tcW w:w="3472" w:type="dxa"/>
+          </w:tcPr>
+          <w:p>
+            <w:pPr>
+              <w:jc w:val="center"/>
+            </w:pPr>
           </w:p>
         </w:tc>
       </w:tr>
